--- a/reports/chapter1_diagram_packaging_check.docx
+++ b/reports/chapter1_diagram_packaging_check.docx
@@ -67,7 +67,16 @@
         <w:pStyle w:val="FirstParagraph"/>
       </w:pPr>
       <w:r>
-        <w:t xml:space="preserve">A recommender system functions as a computational tool that filters and ranks items according to estimated user relevance (Adomavicius and Tuzhilin, 2005; Lu et al., 2015). It predicts which items users will likely find useful based on available evidence such as prior interactions, metadata, and context. In music settings, this typically means selecting tracks from a large corpus based on inferred listening preferences.</w:t>
+        <w:t xml:space="preserve">A recommender system functions as a computational tool that filters and ranks items according to estimated user relevance</w:t>
+      </w:r>
+      <w:r>
+        <w:t xml:space="preserve"> </w:t>
+      </w:r>
+      <w:r>
+        <w:t xml:space="preserve">[@adomavicius_toward_2005; @lu_recommender_2015]</w:t>
+      </w:r>
+      <w:r>
+        <w:t xml:space="preserve">. It predicts which items users will likely find useful based on available evidence such as prior interactions, metadata, and context. In music settings, this typically means selecting tracks from a large corpus based on inferred listening preferences.</w:t>
       </w:r>
     </w:p>
     <w:p>
@@ -75,7 +84,16 @@
         <w:pStyle w:val="BodyText"/>
       </w:pPr>
       <w:r>
-        <w:t xml:space="preserve">Music recommendation remains a well-established application of recommender systems. Unlike simple item retrieval, playlist generation involves collection-level properties including coherence, diversity, novelty, and ordering (Bonnin and Jannach, 2015; Schedl et al., 2018). A good playlist includes more than a set of individually relevant tracks; it needs to work as a sequence.</w:t>
+        <w:t xml:space="preserve">Music recommendation remains a well-established application of recommender systems. Unlike simple item retrieval, playlist generation involves collection-level properties including coherence, diversity, novelty, and ordering</w:t>
+      </w:r>
+      <w:r>
+        <w:t xml:space="preserve"> </w:t>
+      </w:r>
+      <w:r>
+        <w:t xml:space="preserve">[@bonnin_automated_2015; @schedl_current_2018]</w:t>
+      </w:r>
+      <w:r>
+        <w:t xml:space="preserve">. A good playlist includes more than a set of individually relevant tracks; it needs to work as a sequence.</w:t>
       </w:r>
     </w:p>
     <w:p>
@@ -199,7 +217,7 @@
         <w:pStyle w:val="FirstParagraph"/>
       </w:pPr>
       <w:r>
-        <w:t xml:space="preserve">How can we design and assess a deterministic playlist generation pipeline that remains transparent, controllable, and reproducible when user preference data and candidate tracks come from different sources?</w:t>
+        <w:t xml:space="preserve">How can a deterministic playlist generation pipeline be designed and evaluated so that it remains transparent, controllable, and reproducible when user preference data and candidate tracks come from different sources?</w:t>
       </w:r>
     </w:p>
     <w:bookmarkEnd w:id="15"/>
@@ -318,7 +336,16 @@
         <w:pStyle w:val="FirstParagraph"/>
       </w:pPr>
       <w:r>
-        <w:t xml:space="preserve">This project focuses on a single-user content-based pipeline using a fixed candidate corpus based on Music4All (Pegoraro Santana et al., 2020). It does not include collaborative filtering, deep learning models, multi-user personalisation, or large-scale user studies. These boundaries keep the project tractable and allow the evaluation to focus on transparency and controllability.</w:t>
+        <w:t xml:space="preserve">This project focuses on a single-user content-based pipeline using a fixed candidate corpus based on Music4All</w:t>
+      </w:r>
+      <w:r>
+        <w:t xml:space="preserve"> </w:t>
+      </w:r>
+      <w:r>
+        <w:t xml:space="preserve">[@pegoraro_santana_music4all_2020]</w:t>
+      </w:r>
+      <w:r>
+        <w:t xml:space="preserve">. It does not include collaborative filtering, deep learning models, multi-user personalisation, or large-scale user studies. These boundaries keep the project tractable and allow the evaluation to focus on transparency and controllability.</w:t>
       </w:r>
     </w:p>
     <w:bookmarkEnd w:id="19"/>
